--- a/Docs/MinecraftBuilder_Requirements_VI.docx
+++ b/Docs/MinecraftBuilder_Requirements_VI.docx
@@ -37,12 +37,7 @@
         <w:jc w:val="center"/>
       </w:pPr>
       <w:r>
-        <w:rPr>
-          <w:rFonts w:ascii="Noto Sans" w:hAnsi="Noto Sans"/>
-          <w:color w:val="5B6573"/>
-          <w:sz w:val="21"/>
-        </w:rPr>
-        <w:t>Phiên bản 0.1  •  MVP local-first  •  Minecraft Java 1.21.1</w:t>
+        <w:t>Phiên bản 0.2  •  MVP local-first  •  Minecraft Java 1.21.1</w:t>
       </w:r>
     </w:p>
     <w:p/>
@@ -4141,7 +4136,7 @@
         <w:keepNext/>
       </w:pPr>
       <w:r>
-        <w:t>13. Công nghệ MVP</w:t>
+        <w:t>13. Công nghệ sử dụng</w:t>
       </w:r>
     </w:p>
     <w:tbl>
@@ -4172,12 +4167,6 @@
           </w:tcPr>
           <w:p>
             <w:r>
-              <w:rPr>
-                <w:rFonts w:ascii="Noto Sans" w:hAnsi="Noto Sans"/>
-                <w:b/>
-                <w:color w:val="FFFFFF"/>
-                <w:sz w:val="18"/>
-              </w:rPr>
               <w:t>Phần</w:t>
             </w:r>
           </w:p>
@@ -4198,13 +4187,7 @@
           </w:tcPr>
           <w:p>
             <w:r>
-              <w:rPr>
-                <w:rFonts w:ascii="Noto Sans" w:hAnsi="Noto Sans"/>
-                <w:b/>
-                <w:color w:val="FFFFFF"/>
-                <w:sz w:val="18"/>
-              </w:rPr>
-              <w:t>Công nghệ ưu tiên</w:t>
+              <w:t>Công nghệ / định hướng</w:t>
             </w:r>
           </w:p>
         </w:tc>
@@ -4225,14 +4208,7 @@
             <w:vAlign w:val="center"/>
           </w:tcPr>
           <w:p>
-            <w:pPr>
-              <w:spacing w:after="0"/>
-            </w:pPr>
             <w:r>
-              <w:rPr>
-                <w:rFonts w:ascii="Noto Sans" w:hAnsi="Noto Sans"/>
-                <w:sz w:val="17"/>
-              </w:rPr>
               <w:t>Frontend</w:t>
             </w:r>
           </w:p>
@@ -4252,15 +4228,8 @@
             <w:vAlign w:val="center"/>
           </w:tcPr>
           <w:p>
-            <w:pPr>
-              <w:spacing w:after="0"/>
-            </w:pPr>
             <w:r>
-              <w:rPr>
-                <w:rFonts w:ascii="Noto Sans" w:hAnsi="Noto Sans"/>
-                <w:sz w:val="17"/>
-              </w:rPr>
-              <w:t>Angular + TypeScript</w:t>
+              <w:t>Angular 22 + TypeScript + SCSS</w:t>
             </w:r>
           </w:p>
         </w:tc>
@@ -4281,14 +4250,7 @@
             <w:vAlign w:val="center"/>
           </w:tcPr>
           <w:p>
-            <w:pPr>
-              <w:spacing w:after="0"/>
-            </w:pPr>
             <w:r>
-              <w:rPr>
-                <w:rFonts w:ascii="Noto Sans" w:hAnsi="Noto Sans"/>
-                <w:sz w:val="17"/>
-              </w:rPr>
               <w:t>3D</w:t>
             </w:r>
           </w:p>
@@ -4308,14 +4270,7 @@
             <w:vAlign w:val="center"/>
           </w:tcPr>
           <w:p>
-            <w:pPr>
-              <w:spacing w:after="0"/>
-            </w:pPr>
             <w:r>
-              <w:rPr>
-                <w:rFonts w:ascii="Noto Sans" w:hAnsi="Noto Sans"/>
-                <w:sz w:val="17"/>
-              </w:rPr>
               <w:t>Three.js</w:t>
             </w:r>
           </w:p>
@@ -4337,14 +4292,7 @@
             <w:vAlign w:val="center"/>
           </w:tcPr>
           <w:p>
-            <w:pPr>
-              <w:spacing w:after="0"/>
-            </w:pPr>
             <w:r>
-              <w:rPr>
-                <w:rFonts w:ascii="Noto Sans" w:hAnsi="Noto Sans"/>
-                <w:sz w:val="17"/>
-              </w:rPr>
               <w:t>State/UI</w:t>
             </w:r>
           </w:p>
@@ -4364,14 +4312,7 @@
             <w:vAlign w:val="center"/>
           </w:tcPr>
           <w:p>
-            <w:pPr>
-              <w:spacing w:after="0"/>
-            </w:pPr>
             <w:r>
-              <w:rPr>
-                <w:rFonts w:ascii="Noto Sans" w:hAnsi="Noto Sans"/>
-                <w:sz w:val="17"/>
-              </w:rPr>
               <w:t>Angular Signals + RxJS</w:t>
             </w:r>
           </w:p>
@@ -4393,15 +4334,8 @@
             <w:vAlign w:val="center"/>
           </w:tcPr>
           <w:p>
-            <w:pPr>
-              <w:spacing w:after="0"/>
-            </w:pPr>
             <w:r>
-              <w:rPr>
-                <w:rFonts w:ascii="Noto Sans" w:hAnsi="Noto Sans"/>
-                <w:sz w:val="17"/>
-              </w:rPr>
-              <w:t>Local metadata</w:t>
+              <w:t>Lưu trữ local</w:t>
             </w:r>
           </w:p>
         </w:tc>
@@ -4420,15 +4354,8 @@
             <w:vAlign w:val="center"/>
           </w:tcPr>
           <w:p>
-            <w:pPr>
-              <w:spacing w:after="0"/>
-            </w:pPr>
             <w:r>
-              <w:rPr>
-                <w:rFonts w:ascii="Noto Sans" w:hAnsi="Noto Sans"/>
-                <w:sz w:val="17"/>
-              </w:rPr>
-              <w:t>IndexedDB; có thể dùng Dexie</w:t>
+              <w:t>IndexedDB của trình duyệt</w:t>
             </w:r>
           </w:p>
         </w:tc>
@@ -4449,15 +4376,8 @@
             <w:vAlign w:val="center"/>
           </w:tcPr>
           <w:p>
-            <w:pPr>
-              <w:spacing w:after="0"/>
-            </w:pPr>
             <w:r>
-              <w:rPr>
-                <w:rFonts w:ascii="Noto Sans" w:hAnsi="Noto Sans"/>
-                <w:sz w:val="17"/>
-              </w:rPr>
-              <w:t>File/assets lớn</w:t>
+              <w:t>Đọc JAR/ZIP</w:t>
             </w:r>
           </w:p>
         </w:tc>
@@ -4476,15 +4396,8 @@
             <w:vAlign w:val="center"/>
           </w:tcPr>
           <w:p>
-            <w:pPr>
-              <w:spacing w:after="0"/>
-            </w:pPr>
             <w:r>
-              <w:rPr>
-                <w:rFonts w:ascii="Noto Sans" w:hAnsi="Noto Sans"/>
-                <w:sz w:val="17"/>
-              </w:rPr>
-              <w:t>OPFS khi phù hợp</w:t>
+              <w:t>Thư viện ZIP chạy trên browser; package cụ thể được chọn khi triển khai</w:t>
             </w:r>
           </w:p>
         </w:tc>
@@ -4505,15 +4418,8 @@
             <w:vAlign w:val="center"/>
           </w:tcPr>
           <w:p>
-            <w:pPr>
-              <w:spacing w:after="0"/>
-            </w:pPr>
             <w:r>
-              <w:rPr>
-                <w:rFonts w:ascii="Noto Sans" w:hAnsi="Noto Sans"/>
-                <w:sz w:val="17"/>
-              </w:rPr>
-              <w:t>Đọc JAR/ZIP</w:t>
+              <w:t>NBT</w:t>
             </w:r>
           </w:p>
         </w:tc>
@@ -4532,15 +4438,8 @@
             <w:vAlign w:val="center"/>
           </w:tcPr>
           <w:p>
-            <w:pPr>
-              <w:spacing w:after="0"/>
-            </w:pPr>
             <w:r>
-              <w:rPr>
-                <w:rFonts w:ascii="Noto Sans" w:hAnsi="Noto Sans"/>
-                <w:sz w:val="17"/>
-              </w:rPr>
-              <w:t>fflate hoặc thư viện tương đương</w:t>
+              <w:t>Thư viện NBT tương thích browser, đặt sau abstraction để có thể thay implementation</w:t>
             </w:r>
           </w:p>
         </w:tc>
@@ -4561,15 +4460,8 @@
             <w:vAlign w:val="center"/>
           </w:tcPr>
           <w:p>
-            <w:pPr>
-              <w:spacing w:after="0"/>
-            </w:pPr>
             <w:r>
-              <w:rPr>
-                <w:rFonts w:ascii="Noto Sans" w:hAnsi="Noto Sans"/>
-                <w:sz w:val="17"/>
-              </w:rPr>
-              <w:t>NBT</w:t>
+              <w:t>Validate JSON</w:t>
             </w:r>
           </w:p>
         </w:tc>
@@ -4588,15 +4480,8 @@
             <w:vAlign w:val="center"/>
           </w:tcPr>
           <w:p>
-            <w:pPr>
-              <w:spacing w:after="0"/>
-            </w:pPr>
             <w:r>
-              <w:rPr>
-                <w:rFonts w:ascii="Noto Sans" w:hAnsi="Noto Sans"/>
-                <w:sz w:val="17"/>
-              </w:rPr>
-              <w:t>prismarine-nbt hoặc implementation được abstraction</w:t>
+              <w:t>JSON Schema hoặc runtime validator phù hợp; package cụ thể được chọn khi triển khai</w:t>
             </w:r>
           </w:p>
         </w:tc>
@@ -4617,15 +4502,8 @@
             <w:vAlign w:val="center"/>
           </w:tcPr>
           <w:p>
-            <w:pPr>
-              <w:spacing w:after="0"/>
-            </w:pPr>
             <w:r>
-              <w:rPr>
-                <w:rFonts w:ascii="Noto Sans" w:hAnsi="Noto Sans"/>
-                <w:sz w:val="17"/>
-              </w:rPr>
-              <w:t>Validate JSON</w:t>
+              <w:t>Môi trường phát triển frontend</w:t>
             </w:r>
           </w:p>
         </w:tc>
@@ -4644,15 +4522,8 @@
             <w:vAlign w:val="center"/>
           </w:tcPr>
           <w:p>
-            <w:pPr>
-              <w:spacing w:after="0"/>
-            </w:pPr>
             <w:r>
-              <w:rPr>
-                <w:rFonts w:ascii="Noto Sans" w:hAnsi="Noto Sans"/>
-                <w:sz w:val="17"/>
-              </w:rPr>
-              <w:t>Zod hoặc JSON Schema</w:t>
+              <w:t>Node.js 24 + npm</w:t>
             </w:r>
           </w:p>
         </w:tc>
@@ -5225,12 +5096,6 @@
           </w:tcPr>
           <w:p>
             <w:r>
-              <w:rPr>
-                <w:rFonts w:ascii="Noto Sans" w:hAnsi="Noto Sans"/>
-                <w:b/>
-                <w:color w:val="FFFFFF"/>
-                <w:sz w:val="18"/>
-              </w:rPr>
               <w:t>Thành phần</w:t>
             </w:r>
           </w:p>
@@ -5251,12 +5116,6 @@
           </w:tcPr>
           <w:p>
             <w:r>
-              <w:rPr>
-                <w:rFonts w:ascii="Noto Sans" w:hAnsi="Noto Sans"/>
-                <w:b/>
-                <w:color w:val="FFFFFF"/>
-                <w:sz w:val="18"/>
-              </w:rPr>
               <w:t>Định hướng</w:t>
             </w:r>
           </w:p>
@@ -5278,14 +5137,7 @@
             <w:vAlign w:val="center"/>
           </w:tcPr>
           <w:p>
-            <w:pPr>
-              <w:spacing w:after="0"/>
-            </w:pPr>
             <w:r>
-              <w:rPr>
-                <w:rFonts w:ascii="Noto Sans" w:hAnsi="Noto Sans"/>
-                <w:sz w:val="17"/>
-              </w:rPr>
               <w:t>Frontend</w:t>
             </w:r>
           </w:p>
@@ -5305,15 +5157,8 @@
             <w:vAlign w:val="center"/>
           </w:tcPr>
           <w:p>
-            <w:pPr>
-              <w:spacing w:after="0"/>
-            </w:pPr>
             <w:r>
-              <w:rPr>
-                <w:rFonts w:ascii="Noto Sans" w:hAnsi="Noto Sans"/>
-                <w:sz w:val="17"/>
-              </w:rPr>
-              <w:t>Tiếp tục Angular + TypeScript</w:t>
+              <w:t>Angular 22 + TypeScript + SCSS + Three.js</w:t>
             </w:r>
           </w:p>
         </w:tc>
@@ -5334,14 +5179,7 @@
             <w:vAlign w:val="center"/>
           </w:tcPr>
           <w:p>
-            <w:pPr>
-              <w:spacing w:after="0"/>
-            </w:pPr>
             <w:r>
-              <w:rPr>
-                <w:rFonts w:ascii="Noto Sans" w:hAnsi="Noto Sans"/>
-                <w:sz w:val="17"/>
-              </w:rPr>
               <w:t>Backend</w:t>
             </w:r>
           </w:p>
@@ -5361,15 +5199,8 @@
             <w:vAlign w:val="center"/>
           </w:tcPr>
           <w:p>
-            <w:pPr>
-              <w:spacing w:after="0"/>
-            </w:pPr>
             <w:r>
-              <w:rPr>
-                <w:rFonts w:ascii="Noto Sans" w:hAnsi="Noto Sans"/>
-                <w:sz w:val="17"/>
-              </w:rPr>
-              <w:t>Node.js + TypeScript; Fastify hoặc framework tương đương</w:t>
+              <w:t>ASP.NET Core Web API + C# trên .NET 10 LTS</w:t>
             </w:r>
           </w:p>
         </w:tc>
@@ -5390,15 +5221,8 @@
             <w:vAlign w:val="center"/>
           </w:tcPr>
           <w:p>
-            <w:pPr>
-              <w:spacing w:after="0"/>
-            </w:pPr>
             <w:r>
-              <w:rPr>
-                <w:rFonts w:ascii="Noto Sans" w:hAnsi="Noto Sans"/>
-                <w:sz w:val="17"/>
-              </w:rPr>
-              <w:t>Database chính</w:t>
+              <w:t>Data access</w:t>
             </w:r>
           </w:p>
         </w:tc>
@@ -5417,15 +5241,8 @@
             <w:vAlign w:val="center"/>
           </w:tcPr>
           <w:p>
-            <w:pPr>
-              <w:spacing w:after="0"/>
-            </w:pPr>
             <w:r>
-              <w:rPr>
-                <w:rFonts w:ascii="Noto Sans" w:hAnsi="Noto Sans"/>
-                <w:sz w:val="17"/>
-              </w:rPr>
-              <w:t>PostgreSQL</w:t>
+              <w:t>Entity Framework Core 10</w:t>
             </w:r>
           </w:p>
         </w:tc>
@@ -5446,15 +5263,8 @@
             <w:vAlign w:val="center"/>
           </w:tcPr>
           <w:p>
-            <w:pPr>
-              <w:spacing w:after="0"/>
-            </w:pPr>
             <w:r>
-              <w:rPr>
-                <w:rFonts w:ascii="Noto Sans" w:hAnsi="Noto Sans"/>
-                <w:sz w:val="17"/>
-              </w:rPr>
-              <w:t>File/Object storage</w:t>
+              <w:t>Database chính</w:t>
             </w:r>
           </w:p>
         </w:tc>
@@ -5473,15 +5283,8 @@
             <w:vAlign w:val="center"/>
           </w:tcPr>
           <w:p>
-            <w:pPr>
-              <w:spacing w:after="0"/>
-            </w:pPr>
             <w:r>
-              <w:rPr>
-                <w:rFonts w:ascii="Noto Sans" w:hAnsi="Noto Sans"/>
-                <w:sz w:val="17"/>
-              </w:rPr>
-              <w:t>S3-compatible Object Storage</w:t>
+              <w:t>PostgreSQL</w:t>
             </w:r>
           </w:p>
         </w:tc>
@@ -5493,7 +5296,7 @@
         <w:spacing w:after="30"/>
       </w:pPr>
       <w:r>
-        <w:t>PostgreSQL lưu users, account, project metadata, ownership, plans, premium/subscription status, admin config, permissions và mod library metadata.</w:t>
+        <w:t>Backend sử dụng ASP.NET Core Web API trên .NET 10 LTS, Entity Framework Core 10 và PostgreSQL. PostgreSQL lưu users, account, project metadata, ownership, plans, premium/subscription status, admin config, permissions và mod library metadata.</w:t>
       </w:r>
     </w:p>
     <w:p>
@@ -5502,7 +5305,7 @@
         <w:spacing w:after="30"/>
       </w:pPr>
       <w:r>
-        <w:t>Structure binary, project package, thumbnail và asset lớn lưu ở object storage thay vì nhét trực tiếp vào SQL.</w:t>
+        <w:t>Structure binary, project package, thumbnail và asset lớn không nên lưu trực tiếp trong PostgreSQL; sử dụng object/file storage khi triển khai cloud storage.</w:t>
       </w:r>
     </w:p>
     <w:p>

--- a/Docs/MinecraftBuilder_Requirements_VI.docx
+++ b/Docs/MinecraftBuilder_Requirements_VI.docx
@@ -1,6 +1,6 @@
 
 <file path=word/document.xml><?xml version="1.0" encoding="utf-8"?>
-<w:document xmlns:wpc="http://schemas.microsoft.com/office/word/2010/wordprocessingCanvas" xmlns:mo="http://schemas.microsoft.com/office/mac/office/2008/main" xmlns:mc="http://schemas.openxmlformats.org/markup-compatibility/2006" xmlns:mv="urn:schemas-microsoft-com:mac:vml" xmlns:o="urn:schemas-microsoft-com:office:office" xmlns:r="http://schemas.openxmlformats.org/officeDocument/2006/relationships" xmlns:m="http://schemas.openxmlformats.org/officeDocument/2006/math" xmlns:v="urn:schemas-microsoft-com:vml" xmlns:wp14="http://schemas.microsoft.com/office/word/2010/wordprocessingDrawing" xmlns:wp="http://schemas.openxmlformats.org/drawingml/2006/wordprocessingDrawing" xmlns:w10="urn:schemas-microsoft-com:office:word" xmlns:w="http://schemas.openxmlformats.org/wordprocessingml/2006/main" xmlns:w14="http://schemas.microsoft.com/office/word/2010/wordml" xmlns:wpg="http://schemas.microsoft.com/office/word/2010/wordprocessingGroup" xmlns:wpi="http://schemas.microsoft.com/office/word/2010/wordprocessingInk" xmlns:wne="http://schemas.microsoft.com/office/word/2006/wordml" xmlns:wps="http://schemas.microsoft.com/office/word/2010/wordprocessingShape" mc:Ignorable="w14 wp14">
+<w:document xmlns:ns1="http://schemas.openxmlformats.org/markup-compatibility/2006" xmlns:ns2="http://schemas.openxmlformats.org/officeDocument/2006/relationships" xmlns:w="http://schemas.openxmlformats.org/wordprocessingml/2006/main" ns1:Ignorable="w14 wp14">
   <w:body>
     <w:p>
       <w:pPr>
@@ -37,7 +37,7 @@
         <w:jc w:val="center"/>
       </w:pPr>
       <w:r>
-        <w:t>Phiên bản 0.2  •  MVP local-first  •  Minecraft Java 1.21.1</w:t>
+        <w:t xml:space="preserve">Phiên bản 0.2  •  MVP local-first  •  Minecraft Java 1.21.1  •  Requirement baseline; không phải implementation status</w:t>
       </w:r>
     </w:p>
     <w:p/>
@@ -403,10 +403,7 @@
                 <w:b/>
                 <w:color w:val="2F5D3A"/>
               </w:rPr>
-              <w:t xml:space="preserve">Tiêu chí MVP: </w:t>
-            </w:r>
-            <w:r>
-              <w:t>Nếu người dùng có thể tạo project, dựng/chỉnh structure, import một mod JAR, import JSON, lưu lại local và xuất NBT load được trong Minecraft thì MVP đạt mục tiêu.</w:t>
+              <w:t xml:space="preserve">Tiêu chí MVP: Nếu người dùng có thể tạo project, dựng/chỉnh structure, import một mod JAR, import JSON, lưu lại local và xuất NBT load được trong Minecraft thì MVP đạt mục tiêu. Đây là mục tiêu nghiệm thu dự kiến, không phải báo cáo feature status; xem `Docs/README.md` để tới technical contract hiện hành và implementation evidence.</w:t>
             </w:r>
           </w:p>
         </w:tc>
@@ -1299,10 +1296,7 @@
                 <w:b/>
                 <w:color w:val="2F5D3A"/>
               </w:rPr>
-              <w:t xml:space="preserve">Nguyên tắc: </w:t>
-            </w:r>
-            <w:r>
-              <w:t>Không bao giờ tự đổi block không hiểu thành Air. Dữ liệu registry ID phải được giữ để có thể resolve lại sau.</w:t>
+              <w:t xml:space="preserve">Nguyên tắc: Không bao giờ tự đổi block không hiểu thành Air. Dữ liệu registry ID phải được giữ để có thể resolve lại sau. Implementation note: runtime đánh giá riêng Behavior Support (`full` / `partial` / `unknown`) và Visual Support (`real` / `partial` / `fallback`); các nhãn Full/Partial/Fallback ở bảng trên là vocabulary của requirement baseline, không phải một status runtime gộp.</w:t>
             </w:r>
           </w:p>
         </w:tc>
@@ -3425,11 +3419,15 @@
               <w:pStyle w:val="MBBCode"/>
             </w:pPr>
             <w:r>
-              <w:t>{</w:t>
+              <w:t xml:space="preserve">{</w:t>
               <w:br/>
             </w:r>
             <w:r>
-              <w:t xml:space="preserve">  "version": 1,</w:t>
+              <w:t xml:space="preserve">  "format": "minecraftbuilder-structure",</w:t>
+              <w:br/>
+            </w:r>
+            <w:r>
+              <w:t xml:space="preserve">  "minecraftVersion": "1.21.1",</w:t>
               <w:br/>
             </w:r>
             <w:r>
@@ -3437,91 +3435,31 @@
               <w:br/>
             </w:r>
             <w:r>
-              <w:t xml:space="preserve">  "size": { "x": 10, "y": 10, "z": 10 },</w:t>
-              <w:br/>
-            </w:r>
-            <w:r>
               <w:t xml:space="preserve">  "blocks": [</w:t>
               <w:br/>
             </w:r>
             <w:r>
-              <w:t xml:space="preserve">    {</w:t>
+              <w:t xml:space="preserve">    { "x": 1, "y": 0, "z": 1, "id": "minecraft:stone_bricks", "state": {} }</w:t>
               <w:br/>
             </w:r>
             <w:r>
-              <w:t xml:space="preserve">      "x": 1,</w:t>
+              <w:t xml:space="preserve">  ],</w:t>
               <w:br/>
             </w:r>
             <w:r>
-              <w:t xml:space="preserve">      "y": 0,</w:t>
+              <w:t xml:space="preserve">  "decorations": []</w:t>
               <w:br/>
             </w:r>
             <w:r>
-              <w:t xml:space="preserve">      "z": 1,</w:t>
+              <w:t xml:space="preserve">}</w:t>
               <w:br/>
             </w:r>
             <w:r>
-              <w:t xml:space="preserve">      "id": "minecraft:stone_bricks",</w:t>
+              <w:t xml:space="preserve"/>
               <w:br/>
             </w:r>
             <w:r>
-              <w:t xml:space="preserve">      "state": {}</w:t>
-              <w:br/>
-            </w:r>
-            <w:r>
-              <w:t xml:space="preserve">    },</w:t>
-              <w:br/>
-            </w:r>
-            <w:r>
-              <w:t xml:space="preserve">    {</w:t>
-              <w:br/>
-            </w:r>
-            <w:r>
-              <w:t xml:space="preserve">      "x": 2,</w:t>
-              <w:br/>
-            </w:r>
-            <w:r>
-              <w:t xml:space="preserve">      "y": 0,</w:t>
-              <w:br/>
-            </w:r>
-            <w:r>
-              <w:t xml:space="preserve">      "z": 1,</w:t>
-              <w:br/>
-            </w:r>
-            <w:r>
-              <w:t xml:space="preserve">      "id": "minecraft:stone_brick_stairs",</w:t>
-              <w:br/>
-            </w:r>
-            <w:r>
-              <w:t xml:space="preserve">      "state": {</w:t>
-              <w:br/>
-            </w:r>
-            <w:r>
-              <w:t xml:space="preserve">        "facing": "east",</w:t>
-              <w:br/>
-            </w:r>
-            <w:r>
-              <w:t xml:space="preserve">        "half": "bottom",</w:t>
-              <w:br/>
-            </w:r>
-            <w:r>
-              <w:t xml:space="preserve">        "shape": "straight"</w:t>
-              <w:br/>
-            </w:r>
-            <w:r>
-              <w:t xml:space="preserve">      }</w:t>
-              <w:br/>
-            </w:r>
-            <w:r>
-              <w:t xml:space="preserve">    }</w:t>
-              <w:br/>
-            </w:r>
-            <w:r>
-              <w:t xml:space="preserve">  ]</w:t>
-              <w:br/>
-            </w:r>
-            <w:r>
-              <w:t>}</w:t>
+              <w:t xml:space="preserve">Migration note: parser chỉ chấp nhận trường legacy `formatVersion: 2` trên payload còn lại theo canonical shape; ví dụ `version`/`size` cũ không còn là contract import.</w:t>
             </w:r>
           </w:p>
         </w:tc>
@@ -4040,7 +3978,7 @@
         <w:spacing w:after="30"/>
       </w:pPr>
       <w:r>
-        <w:t>Hỗ trợ Light và Dark; System có thể bổ sung nếu thuận tiện.</w:t>
+        <w:t xml:space="preserve">Hỗ trợ Light và Dark; System có thể bổ sung nếu thuận tiện. Implementation note: sản phẩm hiện có Minecraft (internal preference key `craft`), Light và Dark; đây là trạng thái code, không thay đổi yêu cầu baseline.</w:t>
       </w:r>
     </w:p>
     <w:p>
@@ -5428,8 +5366,8 @@
       </w:tr>
     </w:tbl>
     <w:sectPr>
-      <w:headerReference w:type="default" r:id="rId9"/>
-      <w:footerReference w:type="default" r:id="rId10"/>
+      <w:headerReference w:type="default" ns2:id="rId9"/>
+      <w:footerReference w:type="default" ns2:id="rId10"/>
       <w:pgSz w:w="12240" w:h="15840"/>
       <w:pgMar w:top="936" w:right="1080" w:bottom="936" w:left="1080" w:header="720" w:footer="720" w:gutter="0"/>
       <w:cols w:space="720"/>
